--- a/Black-Box-Optimisation-Challenge/capstone_component_15_1_week_4.docx
+++ b/Black-Box-Optimisation-Challenge/capstone_component_15_1_week_4.docx
@@ -658,7 +658,23 @@
         <w:t xml:space="preserve">Function 5</w:t>
       </w:r>
       <w:r>
-        <w:t xml:space="preserve">, coordinates near (0.95, 0.08, 0.82, 0.95) produced outputs exceeding 1600, while nearby points dropped sharply. This suggests proximity to a steep ridge or decision boundary.</w:t>
+        <w:t xml:space="preserve">, coordinates near</w:t>
+      </w:r>
+      <w:r>
+        <w:t xml:space="preserve"> </w:t>
+      </w:r>
+      <w:r>
+        <w:rPr>
+          <w:bCs/>
+          <w:b/>
+        </w:rPr>
+        <w:t xml:space="preserve">(0.999, 0.999, 0.999, 0.999)</w:t>
+      </w:r>
+      <w:r>
+        <w:t xml:space="preserve"> </w:t>
+      </w:r>
+      <w:r>
+        <w:t xml:space="preserve">produced outputs exceeding 1600, while nearby points dropped sharply. This confirms a steep ridge concentrated at the boundary of the search space.</w:t>
       </w:r>
     </w:p>
     <w:p>
@@ -1157,7 +1173,7 @@
         <w:pStyle w:val="FirstParagraph"/>
       </w:pPr>
       <w:r>
-        <w:t xml:space="preserve">Backpropagation through the MLP surrogate revealed:</w:t>
+        <w:t xml:space="preserve">Backpropagation through the MLP surrogate revealed the following dimension importance rankings:</w:t>
       </w:r>
     </w:p>
     <w:tbl>
